--- a/docs/UCS/use_cases.docx
+++ b/docs/UCS/use_cases.docx
@@ -26,12 +26,6 @@
         <w:gridCol w:w="1980"/>
       </w:tblGrid>
       <w:tr>
-        <w:tblPrEx>
-          <w:tblCellMar>
-            <w:top w:w="0" w:type="dxa"/>
-            <w:bottom w:w="0" w:type="dxa"/>
-          </w:tblCellMar>
-        </w:tblPrEx>
         <w:tc>
           <w:tcPr>
             <w:tcW w:w="1800" w:type="dxa"/>
@@ -79,12 +73,6 @@
         </w:tc>
       </w:tr>
       <w:tr>
-        <w:tblPrEx>
-          <w:tblCellMar>
-            <w:top w:w="0" w:type="dxa"/>
-            <w:bottom w:w="0" w:type="dxa"/>
-          </w:tblCellMar>
-        </w:tblPrEx>
         <w:tc>
           <w:tcPr>
             <w:tcW w:w="1800" w:type="dxa"/>
@@ -175,12 +163,6 @@
         </w:tc>
       </w:tr>
       <w:tr>
-        <w:tblPrEx>
-          <w:tblCellMar>
-            <w:top w:w="0" w:type="dxa"/>
-            <w:bottom w:w="0" w:type="dxa"/>
-          </w:tblCellMar>
-        </w:tblPrEx>
         <w:tc>
           <w:tcPr>
             <w:tcW w:w="1800" w:type="dxa"/>
@@ -222,238 +204,324 @@
           </w:tcPr>
           <w:p>
             <w:r>
+              <w:t>User imports structured data into the application database to initialize or update stored information.</w:t>
+            </w:r>
+          </w:p>
+        </w:tc>
+      </w:tr>
+      <w:tr>
+        <w:tc>
+          <w:tcPr>
+            <w:tcW w:w="1800" w:type="dxa"/>
+            <w:tcBorders>
+              <w:top w:val="single" w:sz="4" w:space="0" w:color="000000"/>
+              <w:left w:val="single" w:sz="4" w:space="0" w:color="000000"/>
+              <w:bottom w:val="single" w:sz="4" w:space="0" w:color="000000"/>
+              <w:right w:val="single" w:sz="4" w:space="0" w:color="000000"/>
+            </w:tcBorders>
+            <w:tcMar>
+              <w:top w:w="80" w:type="dxa"/>
+              <w:left w:w="120" w:type="dxa"/>
+              <w:bottom w:w="80" w:type="dxa"/>
+              <w:right w:w="120" w:type="dxa"/>
+            </w:tcMar>
+          </w:tcPr>
+          <w:p>
+            <w:r>
+              <w:t>Trigger</w:t>
+            </w:r>
+          </w:p>
+        </w:tc>
+        <w:tc>
+          <w:tcPr>
+            <w:tcW w:w="7560" w:type="dxa"/>
+            <w:gridSpan w:val="3"/>
+            <w:tcBorders>
+              <w:top w:val="single" w:sz="4" w:space="0" w:color="000000"/>
+              <w:left w:val="single" w:sz="4" w:space="0" w:color="000000"/>
+              <w:bottom w:val="single" w:sz="4" w:space="0" w:color="000000"/>
+              <w:right w:val="single" w:sz="4" w:space="0" w:color="000000"/>
+            </w:tcBorders>
+            <w:tcMar>
+              <w:top w:w="80" w:type="dxa"/>
+              <w:left w:w="120" w:type="dxa"/>
+              <w:bottom w:w="80" w:type="dxa"/>
+              <w:right w:w="120" w:type="dxa"/>
+            </w:tcMar>
+          </w:tcPr>
+          <w:p>
+            <w:r>
+              <w:t>User selects the 'Import Data' option from the system interface.</w:t>
+            </w:r>
+          </w:p>
+        </w:tc>
+      </w:tr>
+      <w:tr>
+        <w:tc>
+          <w:tcPr>
+            <w:tcW w:w="1800" w:type="dxa"/>
+            <w:tcBorders>
+              <w:top w:val="single" w:sz="4" w:space="0" w:color="000000"/>
+              <w:left w:val="single" w:sz="4" w:space="0" w:color="000000"/>
+              <w:bottom w:val="single" w:sz="4" w:space="0" w:color="000000"/>
+              <w:right w:val="single" w:sz="4" w:space="0" w:color="000000"/>
+            </w:tcBorders>
+            <w:tcMar>
+              <w:top w:w="80" w:type="dxa"/>
+              <w:left w:w="120" w:type="dxa"/>
+              <w:bottom w:w="80" w:type="dxa"/>
+              <w:right w:w="120" w:type="dxa"/>
+            </w:tcMar>
+          </w:tcPr>
+          <w:p>
+            <w:r>
+              <w:t>Preconditions</w:t>
+            </w:r>
+          </w:p>
+        </w:tc>
+        <w:tc>
+          <w:tcPr>
+            <w:tcW w:w="7560" w:type="dxa"/>
+            <w:gridSpan w:val="3"/>
+            <w:tcBorders>
+              <w:top w:val="single" w:sz="4" w:space="0" w:color="000000"/>
+              <w:left w:val="single" w:sz="4" w:space="0" w:color="000000"/>
+              <w:bottom w:val="single" w:sz="4" w:space="0" w:color="000000"/>
+              <w:right w:val="single" w:sz="4" w:space="0" w:color="000000"/>
+            </w:tcBorders>
+            <w:tcMar>
+              <w:top w:w="80" w:type="dxa"/>
+              <w:left w:w="120" w:type="dxa"/>
+              <w:bottom w:w="80" w:type="dxa"/>
+              <w:right w:w="120" w:type="dxa"/>
+            </w:tcMar>
+          </w:tcPr>
+          <w:p>
+            <w:r>
+              <w:t xml:space="preserve">PRE-1. </w:t>
+            </w:r>
+            <w:r>
               <w:t>User</w:t>
             </w:r>
             <w:r>
-              <w:t xml:space="preserve"> imports structured data into the application database to initialize or update stored information.</w:t>
-            </w:r>
-          </w:p>
-        </w:tc>
-      </w:tr>
-      <w:tr>
-        <w:tblPrEx>
-          <w:tblCellMar>
-            <w:top w:w="0" w:type="dxa"/>
-            <w:bottom w:w="0" w:type="dxa"/>
-          </w:tblCellMar>
-        </w:tblPrEx>
-        <w:tc>
-          <w:tcPr>
-            <w:tcW w:w="1800" w:type="dxa"/>
-            <w:tcBorders>
-              <w:top w:val="single" w:sz="4" w:space="0" w:color="000000"/>
-              <w:left w:val="single" w:sz="4" w:space="0" w:color="000000"/>
-              <w:bottom w:val="single" w:sz="4" w:space="0" w:color="000000"/>
-              <w:right w:val="single" w:sz="4" w:space="0" w:color="000000"/>
-            </w:tcBorders>
-            <w:tcMar>
-              <w:top w:w="80" w:type="dxa"/>
-              <w:left w:w="120" w:type="dxa"/>
-              <w:bottom w:w="80" w:type="dxa"/>
-              <w:right w:w="120" w:type="dxa"/>
-            </w:tcMar>
-          </w:tcPr>
-          <w:p>
-            <w:r>
-              <w:t>Trigger</w:t>
-            </w:r>
-          </w:p>
-        </w:tc>
-        <w:tc>
-          <w:tcPr>
-            <w:tcW w:w="7560" w:type="dxa"/>
-            <w:gridSpan w:val="3"/>
-            <w:tcBorders>
-              <w:top w:val="single" w:sz="4" w:space="0" w:color="000000"/>
-              <w:left w:val="single" w:sz="4" w:space="0" w:color="000000"/>
-              <w:bottom w:val="single" w:sz="4" w:space="0" w:color="000000"/>
-              <w:right w:val="single" w:sz="4" w:space="0" w:color="000000"/>
-            </w:tcBorders>
-            <w:tcMar>
-              <w:top w:w="80" w:type="dxa"/>
-              <w:left w:w="120" w:type="dxa"/>
-              <w:bottom w:w="80" w:type="dxa"/>
-              <w:right w:w="120" w:type="dxa"/>
-            </w:tcMar>
-          </w:tcPr>
-          <w:p>
+              <w:t xml:space="preserve"> is authenticated.</w:t>
+            </w:r>
+          </w:p>
+          <w:p>
+            <w:r>
+              <w:t>PRE-2. A valid data file is available.</w:t>
+            </w:r>
+          </w:p>
+        </w:tc>
+      </w:tr>
+      <w:tr>
+        <w:tc>
+          <w:tcPr>
+            <w:tcW w:w="1800" w:type="dxa"/>
+            <w:tcBorders>
+              <w:top w:val="single" w:sz="4" w:space="0" w:color="000000"/>
+              <w:left w:val="single" w:sz="4" w:space="0" w:color="000000"/>
+              <w:bottom w:val="single" w:sz="4" w:space="0" w:color="000000"/>
+              <w:right w:val="single" w:sz="4" w:space="0" w:color="000000"/>
+            </w:tcBorders>
+            <w:tcMar>
+              <w:top w:w="80" w:type="dxa"/>
+              <w:left w:w="120" w:type="dxa"/>
+              <w:bottom w:w="80" w:type="dxa"/>
+              <w:right w:w="120" w:type="dxa"/>
+            </w:tcMar>
+          </w:tcPr>
+          <w:p>
+            <w:r>
+              <w:t>Postconditions</w:t>
+            </w:r>
+          </w:p>
+        </w:tc>
+        <w:tc>
+          <w:tcPr>
+            <w:tcW w:w="7560" w:type="dxa"/>
+            <w:gridSpan w:val="3"/>
+            <w:tcBorders>
+              <w:top w:val="single" w:sz="4" w:space="0" w:color="000000"/>
+              <w:left w:val="single" w:sz="4" w:space="0" w:color="000000"/>
+              <w:bottom w:val="single" w:sz="4" w:space="0" w:color="000000"/>
+              <w:right w:val="single" w:sz="4" w:space="0" w:color="000000"/>
+            </w:tcBorders>
+            <w:tcMar>
+              <w:top w:w="80" w:type="dxa"/>
+              <w:left w:w="120" w:type="dxa"/>
+              <w:bottom w:w="80" w:type="dxa"/>
+              <w:right w:w="120" w:type="dxa"/>
+            </w:tcMar>
+          </w:tcPr>
+          <w:p>
+            <w:r>
+              <w:t>POST-1. Data is stored in the database.</w:t>
+            </w:r>
+          </w:p>
+          <w:p>
+            <w:r>
+              <w:t>POST-2. System confirms successful import.</w:t>
+            </w:r>
+          </w:p>
+        </w:tc>
+      </w:tr>
+      <w:tr>
+        <w:tc>
+          <w:tcPr>
+            <w:tcW w:w="1800" w:type="dxa"/>
+            <w:tcBorders>
+              <w:top w:val="single" w:sz="4" w:space="0" w:color="000000"/>
+              <w:left w:val="single" w:sz="4" w:space="0" w:color="000000"/>
+              <w:bottom w:val="single" w:sz="4" w:space="0" w:color="000000"/>
+              <w:right w:val="single" w:sz="4" w:space="0" w:color="000000"/>
+            </w:tcBorders>
+            <w:tcMar>
+              <w:top w:w="80" w:type="dxa"/>
+              <w:left w:w="120" w:type="dxa"/>
+              <w:bottom w:w="80" w:type="dxa"/>
+              <w:right w:w="120" w:type="dxa"/>
+            </w:tcMar>
+          </w:tcPr>
+          <w:p>
+            <w:r>
+              <w:t>Normal flow</w:t>
+            </w:r>
+          </w:p>
+        </w:tc>
+        <w:tc>
+          <w:tcPr>
+            <w:tcW w:w="7560" w:type="dxa"/>
+            <w:gridSpan w:val="3"/>
+            <w:tcBorders>
+              <w:top w:val="single" w:sz="4" w:space="0" w:color="000000"/>
+              <w:left w:val="single" w:sz="4" w:space="0" w:color="000000"/>
+              <w:bottom w:val="single" w:sz="4" w:space="0" w:color="000000"/>
+              <w:right w:val="single" w:sz="4" w:space="0" w:color="000000"/>
+            </w:tcBorders>
+            <w:tcMar>
+              <w:top w:w="80" w:type="dxa"/>
+              <w:left w:w="120" w:type="dxa"/>
+              <w:bottom w:w="80" w:type="dxa"/>
+              <w:right w:w="120" w:type="dxa"/>
+            </w:tcMar>
+          </w:tcPr>
+          <w:p>
+            <w:r>
+              <w:t xml:space="preserve">1. </w:t>
+            </w:r>
             <w:r>
               <w:t>User</w:t>
             </w:r>
             <w:r>
-              <w:t xml:space="preserve"> selects the 'Import Data' option from the system interface.</w:t>
-            </w:r>
-          </w:p>
-        </w:tc>
-      </w:tr>
-      <w:tr>
-        <w:tblPrEx>
-          <w:tblCellMar>
-            <w:top w:w="0" w:type="dxa"/>
-            <w:bottom w:w="0" w:type="dxa"/>
-          </w:tblCellMar>
-        </w:tblPrEx>
-        <w:tc>
-          <w:tcPr>
-            <w:tcW w:w="1800" w:type="dxa"/>
-            <w:tcBorders>
-              <w:top w:val="single" w:sz="4" w:space="0" w:color="000000"/>
-              <w:left w:val="single" w:sz="4" w:space="0" w:color="000000"/>
-              <w:bottom w:val="single" w:sz="4" w:space="0" w:color="000000"/>
-              <w:right w:val="single" w:sz="4" w:space="0" w:color="000000"/>
-            </w:tcBorders>
-            <w:tcMar>
-              <w:top w:w="80" w:type="dxa"/>
-              <w:left w:w="120" w:type="dxa"/>
-              <w:bottom w:w="80" w:type="dxa"/>
-              <w:right w:w="120" w:type="dxa"/>
-            </w:tcMar>
-          </w:tcPr>
-          <w:p>
-            <w:r>
-              <w:t>Preconditions</w:t>
-            </w:r>
-          </w:p>
-        </w:tc>
-        <w:tc>
-          <w:tcPr>
-            <w:tcW w:w="7560" w:type="dxa"/>
-            <w:gridSpan w:val="3"/>
-            <w:tcBorders>
-              <w:top w:val="single" w:sz="4" w:space="0" w:color="000000"/>
-              <w:left w:val="single" w:sz="4" w:space="0" w:color="000000"/>
-              <w:bottom w:val="single" w:sz="4" w:space="0" w:color="000000"/>
-              <w:right w:val="single" w:sz="4" w:space="0" w:color="000000"/>
-            </w:tcBorders>
-            <w:tcMar>
-              <w:top w:w="80" w:type="dxa"/>
-              <w:left w:w="120" w:type="dxa"/>
-              <w:bottom w:w="80" w:type="dxa"/>
-              <w:right w:w="120" w:type="dxa"/>
-            </w:tcMar>
-          </w:tcPr>
-          <w:p>
-            <w:r>
-              <w:t xml:space="preserve">PRE-1. </w:t>
+              <w:t xml:space="preserve"> selects import option.</w:t>
+            </w:r>
+          </w:p>
+          <w:p>
+            <w:r>
+              <w:t>2. System prompts for file selection.</w:t>
+            </w:r>
+          </w:p>
+          <w:p>
+            <w:r>
+              <w:t xml:space="preserve">3. </w:t>
             </w:r>
             <w:r>
               <w:t>User</w:t>
             </w:r>
             <w:r>
-              <w:t xml:space="preserve"> is authenticated.</w:t>
-            </w:r>
-          </w:p>
-          <w:p>
-            <w:r>
-              <w:t>PRE-2. A valid data file is available.</w:t>
-            </w:r>
-          </w:p>
-        </w:tc>
-      </w:tr>
-      <w:tr>
-        <w:tblPrEx>
-          <w:tblCellMar>
-            <w:top w:w="0" w:type="dxa"/>
-            <w:bottom w:w="0" w:type="dxa"/>
-          </w:tblCellMar>
-        </w:tblPrEx>
-        <w:tc>
-          <w:tcPr>
-            <w:tcW w:w="1800" w:type="dxa"/>
-            <w:tcBorders>
-              <w:top w:val="single" w:sz="4" w:space="0" w:color="000000"/>
-              <w:left w:val="single" w:sz="4" w:space="0" w:color="000000"/>
-              <w:bottom w:val="single" w:sz="4" w:space="0" w:color="000000"/>
-              <w:right w:val="single" w:sz="4" w:space="0" w:color="000000"/>
-            </w:tcBorders>
-            <w:tcMar>
-              <w:top w:w="80" w:type="dxa"/>
-              <w:left w:w="120" w:type="dxa"/>
-              <w:bottom w:w="80" w:type="dxa"/>
-              <w:right w:w="120" w:type="dxa"/>
-            </w:tcMar>
-          </w:tcPr>
-          <w:p>
-            <w:r>
-              <w:t>Postconditions</w:t>
-            </w:r>
-          </w:p>
-        </w:tc>
-        <w:tc>
-          <w:tcPr>
-            <w:tcW w:w="7560" w:type="dxa"/>
-            <w:gridSpan w:val="3"/>
-            <w:tcBorders>
-              <w:top w:val="single" w:sz="4" w:space="0" w:color="000000"/>
-              <w:left w:val="single" w:sz="4" w:space="0" w:color="000000"/>
-              <w:bottom w:val="single" w:sz="4" w:space="0" w:color="000000"/>
-              <w:right w:val="single" w:sz="4" w:space="0" w:color="000000"/>
-            </w:tcBorders>
-            <w:tcMar>
-              <w:top w:w="80" w:type="dxa"/>
-              <w:left w:w="120" w:type="dxa"/>
-              <w:bottom w:w="80" w:type="dxa"/>
-              <w:right w:w="120" w:type="dxa"/>
-            </w:tcMar>
-          </w:tcPr>
-          <w:p>
-            <w:r>
-              <w:t>POST-1. Data is stored in the database.</w:t>
-            </w:r>
-          </w:p>
-          <w:p>
-            <w:r>
-              <w:t>POST-2. System confirms successful import.</w:t>
-            </w:r>
-          </w:p>
-        </w:tc>
-      </w:tr>
-      <w:tr>
-        <w:tblPrEx>
-          <w:tblCellMar>
-            <w:top w:w="0" w:type="dxa"/>
-            <w:bottom w:w="0" w:type="dxa"/>
-          </w:tblCellMar>
-        </w:tblPrEx>
-        <w:tc>
-          <w:tcPr>
-            <w:tcW w:w="1800" w:type="dxa"/>
-            <w:tcBorders>
-              <w:top w:val="single" w:sz="4" w:space="0" w:color="000000"/>
-              <w:left w:val="single" w:sz="4" w:space="0" w:color="000000"/>
-              <w:bottom w:val="single" w:sz="4" w:space="0" w:color="000000"/>
-              <w:right w:val="single" w:sz="4" w:space="0" w:color="000000"/>
-            </w:tcBorders>
-            <w:tcMar>
-              <w:top w:w="80" w:type="dxa"/>
-              <w:left w:w="120" w:type="dxa"/>
-              <w:bottom w:w="80" w:type="dxa"/>
-              <w:right w:w="120" w:type="dxa"/>
-            </w:tcMar>
-          </w:tcPr>
-          <w:p>
-            <w:r>
-              <w:t>Normal flow</w:t>
-            </w:r>
-          </w:p>
-        </w:tc>
-        <w:tc>
-          <w:tcPr>
-            <w:tcW w:w="7560" w:type="dxa"/>
-            <w:gridSpan w:val="3"/>
-            <w:tcBorders>
-              <w:top w:val="single" w:sz="4" w:space="0" w:color="000000"/>
-              <w:left w:val="single" w:sz="4" w:space="0" w:color="000000"/>
-              <w:bottom w:val="single" w:sz="4" w:space="0" w:color="000000"/>
-              <w:right w:val="single" w:sz="4" w:space="0" w:color="000000"/>
-            </w:tcBorders>
-            <w:tcMar>
-              <w:top w:w="80" w:type="dxa"/>
-              <w:left w:w="120" w:type="dxa"/>
-              <w:bottom w:w="80" w:type="dxa"/>
-              <w:right w:w="120" w:type="dxa"/>
-            </w:tcMar>
-          </w:tcPr>
+              <w:t xml:space="preserve"> uploads file.</w:t>
+            </w:r>
+          </w:p>
+          <w:p>
+            <w:r>
+              <w:t>4. System validates format and structure.</w:t>
+            </w:r>
+          </w:p>
+          <w:p>
+            <w:r>
+              <w:t>5. System displays validation result.</w:t>
+            </w:r>
+          </w:p>
+          <w:p>
+            <w:r>
+              <w:t xml:space="preserve">6. </w:t>
+            </w:r>
+            <w:r>
+              <w:t>User</w:t>
+            </w:r>
+            <w:r>
+              <w:t xml:space="preserve"> confirms import.</w:t>
+            </w:r>
+          </w:p>
+          <w:p>
+            <w:r>
+              <w:t>7. System processes and stores data.</w:t>
+            </w:r>
+          </w:p>
+          <w:p>
+            <w:r>
+              <w:t>8. System displays success message.</w:t>
+            </w:r>
+          </w:p>
+        </w:tc>
+      </w:tr>
+      <w:tr>
+        <w:tc>
+          <w:tcPr>
+            <w:tcW w:w="1800" w:type="dxa"/>
+            <w:tcBorders>
+              <w:top w:val="single" w:sz="4" w:space="0" w:color="000000"/>
+              <w:left w:val="single" w:sz="4" w:space="0" w:color="000000"/>
+              <w:bottom w:val="single" w:sz="4" w:space="0" w:color="000000"/>
+              <w:right w:val="single" w:sz="4" w:space="0" w:color="000000"/>
+            </w:tcBorders>
+            <w:tcMar>
+              <w:top w:w="80" w:type="dxa"/>
+              <w:left w:w="120" w:type="dxa"/>
+              <w:bottom w:w="80" w:type="dxa"/>
+              <w:right w:w="120" w:type="dxa"/>
+            </w:tcMar>
+          </w:tcPr>
+          <w:p>
+            <w:r>
+              <w:t>Alternative flows</w:t>
+            </w:r>
+          </w:p>
+        </w:tc>
+        <w:tc>
+          <w:tcPr>
+            <w:tcW w:w="7560" w:type="dxa"/>
+            <w:gridSpan w:val="3"/>
+            <w:tcBorders>
+              <w:top w:val="single" w:sz="4" w:space="0" w:color="000000"/>
+              <w:left w:val="single" w:sz="4" w:space="0" w:color="000000"/>
+              <w:bottom w:val="single" w:sz="4" w:space="0" w:color="000000"/>
+              <w:right w:val="single" w:sz="4" w:space="0" w:color="000000"/>
+            </w:tcBorders>
+            <w:tcMar>
+              <w:top w:w="80" w:type="dxa"/>
+              <w:left w:w="120" w:type="dxa"/>
+              <w:bottom w:w="80" w:type="dxa"/>
+              <w:right w:w="120" w:type="dxa"/>
+            </w:tcMar>
+          </w:tcPr>
+          <w:p>
+            <w:r>
+              <w:t xml:space="preserve">1.1 </w:t>
+            </w:r>
+            <w:r>
+              <w:t>User</w:t>
+            </w:r>
+            <w:r>
+              <w:t xml:space="preserve"> cancels </w:t>
+            </w:r>
+            <w:proofErr w:type="gramStart"/>
+            <w:r>
+              <w:t>import</w:t>
+            </w:r>
+            <w:proofErr w:type="gramEnd"/>
+          </w:p>
           <w:p>
             <w:r>
               <w:t xml:space="preserve">1. </w:t>
@@ -462,128 +530,6 @@
               <w:t>User</w:t>
             </w:r>
             <w:r>
-              <w:t xml:space="preserve"> selects import option.</w:t>
-            </w:r>
-          </w:p>
-          <w:p>
-            <w:r>
-              <w:t>2. System prompts for file selection.</w:t>
-            </w:r>
-          </w:p>
-          <w:p>
-            <w:r>
-              <w:t xml:space="preserve">3. </w:t>
-            </w:r>
-            <w:r>
-              <w:t>User</w:t>
-            </w:r>
-            <w:r>
-              <w:t xml:space="preserve"> uploads file.</w:t>
-            </w:r>
-          </w:p>
-          <w:p>
-            <w:r>
-              <w:t>4. System validates format and structure.</w:t>
-            </w:r>
-          </w:p>
-          <w:p>
-            <w:r>
-              <w:t>5. System displays validation result.</w:t>
-            </w:r>
-          </w:p>
-          <w:p>
-            <w:r>
-              <w:t xml:space="preserve">6. </w:t>
-            </w:r>
-            <w:r>
-              <w:t>User</w:t>
-            </w:r>
-            <w:r>
-              <w:t xml:space="preserve"> confirms import.</w:t>
-            </w:r>
-          </w:p>
-          <w:p>
-            <w:r>
-              <w:t>7. System processes and stores data.</w:t>
-            </w:r>
-          </w:p>
-          <w:p>
-            <w:r>
-              <w:t>8. System displays success message.</w:t>
-            </w:r>
-          </w:p>
-        </w:tc>
-      </w:tr>
-      <w:tr>
-        <w:tblPrEx>
-          <w:tblCellMar>
-            <w:top w:w="0" w:type="dxa"/>
-            <w:bottom w:w="0" w:type="dxa"/>
-          </w:tblCellMar>
-        </w:tblPrEx>
-        <w:tc>
-          <w:tcPr>
-            <w:tcW w:w="1800" w:type="dxa"/>
-            <w:tcBorders>
-              <w:top w:val="single" w:sz="4" w:space="0" w:color="000000"/>
-              <w:left w:val="single" w:sz="4" w:space="0" w:color="000000"/>
-              <w:bottom w:val="single" w:sz="4" w:space="0" w:color="000000"/>
-              <w:right w:val="single" w:sz="4" w:space="0" w:color="000000"/>
-            </w:tcBorders>
-            <w:tcMar>
-              <w:top w:w="80" w:type="dxa"/>
-              <w:left w:w="120" w:type="dxa"/>
-              <w:bottom w:w="80" w:type="dxa"/>
-              <w:right w:w="120" w:type="dxa"/>
-            </w:tcMar>
-          </w:tcPr>
-          <w:p>
-            <w:r>
-              <w:t>Alternative flows</w:t>
-            </w:r>
-          </w:p>
-        </w:tc>
-        <w:tc>
-          <w:tcPr>
-            <w:tcW w:w="7560" w:type="dxa"/>
-            <w:gridSpan w:val="3"/>
-            <w:tcBorders>
-              <w:top w:val="single" w:sz="4" w:space="0" w:color="000000"/>
-              <w:left w:val="single" w:sz="4" w:space="0" w:color="000000"/>
-              <w:bottom w:val="single" w:sz="4" w:space="0" w:color="000000"/>
-              <w:right w:val="single" w:sz="4" w:space="0" w:color="000000"/>
-            </w:tcBorders>
-            <w:tcMar>
-              <w:top w:w="80" w:type="dxa"/>
-              <w:left w:w="120" w:type="dxa"/>
-              <w:bottom w:w="80" w:type="dxa"/>
-              <w:right w:w="120" w:type="dxa"/>
-            </w:tcMar>
-          </w:tcPr>
-          <w:p>
-            <w:r>
-              <w:t xml:space="preserve">1.1 </w:t>
-            </w:r>
-            <w:r>
-              <w:t>User</w:t>
-            </w:r>
-            <w:r>
-              <w:t xml:space="preserve"> cancels </w:t>
-            </w:r>
-            <w:proofErr w:type="gramStart"/>
-            <w:r>
-              <w:t>import</w:t>
-            </w:r>
-            <w:proofErr w:type="gramEnd"/>
-          </w:p>
-          <w:p>
-            <w:r>
-              <w:t xml:space="preserve">1. </w:t>
-            </w:r>
-            <w:r>
-              <w:t>User</w:t>
-            </w:r>
-            <w:r>
               <w:t xml:space="preserve"> cancels process.</w:t>
             </w:r>
           </w:p>
@@ -595,12 +541,6 @@
         </w:tc>
       </w:tr>
       <w:tr>
-        <w:tblPrEx>
-          <w:tblCellMar>
-            <w:top w:w="0" w:type="dxa"/>
-            <w:bottom w:w="0" w:type="dxa"/>
-          </w:tblCellMar>
-        </w:tblPrEx>
         <w:tc>
           <w:tcPr>
             <w:tcW w:w="1800" w:type="dxa"/>
@@ -708,12 +648,6 @@
         <w:gridCol w:w="1980"/>
       </w:tblGrid>
       <w:tr>
-        <w:tblPrEx>
-          <w:tblCellMar>
-            <w:top w:w="0" w:type="dxa"/>
-            <w:bottom w:w="0" w:type="dxa"/>
-          </w:tblCellMar>
-        </w:tblPrEx>
         <w:tc>
           <w:tcPr>
             <w:tcW w:w="1800" w:type="dxa"/>
@@ -761,12 +695,6 @@
         </w:tc>
       </w:tr>
       <w:tr>
-        <w:tblPrEx>
-          <w:tblCellMar>
-            <w:top w:w="0" w:type="dxa"/>
-            <w:bottom w:w="0" w:type="dxa"/>
-          </w:tblCellMar>
-        </w:tblPrEx>
         <w:tc>
           <w:tcPr>
             <w:tcW w:w="1800" w:type="dxa"/>
@@ -857,12 +785,6 @@
         </w:tc>
       </w:tr>
       <w:tr>
-        <w:tblPrEx>
-          <w:tblCellMar>
-            <w:top w:w="0" w:type="dxa"/>
-            <w:bottom w:w="0" w:type="dxa"/>
-          </w:tblCellMar>
-        </w:tblPrEx>
         <w:tc>
           <w:tcPr>
             <w:tcW w:w="1800" w:type="dxa"/>
@@ -910,12 +832,6 @@
         </w:tc>
       </w:tr>
       <w:tr>
-        <w:tblPrEx>
-          <w:tblCellMar>
-            <w:top w:w="0" w:type="dxa"/>
-            <w:bottom w:w="0" w:type="dxa"/>
-          </w:tblCellMar>
-        </w:tblPrEx>
         <w:tc>
           <w:tcPr>
             <w:tcW w:w="1800" w:type="dxa"/>
@@ -963,12 +879,6 @@
         </w:tc>
       </w:tr>
       <w:tr>
-        <w:tblPrEx>
-          <w:tblCellMar>
-            <w:top w:w="0" w:type="dxa"/>
-            <w:bottom w:w="0" w:type="dxa"/>
-          </w:tblCellMar>
-        </w:tblPrEx>
         <w:tc>
           <w:tcPr>
             <w:tcW w:w="1800" w:type="dxa"/>
@@ -1016,12 +926,6 @@
         </w:tc>
       </w:tr>
       <w:tr>
-        <w:tblPrEx>
-          <w:tblCellMar>
-            <w:top w:w="0" w:type="dxa"/>
-            <w:bottom w:w="0" w:type="dxa"/>
-          </w:tblCellMar>
-        </w:tblPrEx>
         <w:tc>
           <w:tcPr>
             <w:tcW w:w="1800" w:type="dxa"/>
@@ -1077,12 +981,6 @@
         </w:tc>
       </w:tr>
       <w:tr>
-        <w:tblPrEx>
-          <w:tblCellMar>
-            <w:top w:w="0" w:type="dxa"/>
-            <w:bottom w:w="0" w:type="dxa"/>
-          </w:tblCellMar>
-        </w:tblPrEx>
         <w:tc>
           <w:tcPr>
             <w:tcW w:w="1800" w:type="dxa"/>
@@ -1150,12 +1048,6 @@
         </w:tc>
       </w:tr>
       <w:tr>
-        <w:tblPrEx>
-          <w:tblCellMar>
-            <w:top w:w="0" w:type="dxa"/>
-            <w:bottom w:w="0" w:type="dxa"/>
-          </w:tblCellMar>
-        </w:tblPrEx>
         <w:tc>
           <w:tcPr>
             <w:tcW w:w="1800" w:type="dxa"/>
@@ -1213,12 +1105,6 @@
         </w:tc>
       </w:tr>
       <w:tr>
-        <w:tblPrEx>
-          <w:tblCellMar>
-            <w:top w:w="0" w:type="dxa"/>
-            <w:bottom w:w="0" w:type="dxa"/>
-          </w:tblCellMar>
-        </w:tblPrEx>
         <w:tc>
           <w:tcPr>
             <w:tcW w:w="1800" w:type="dxa"/>
@@ -1321,12 +1207,6 @@
         <w:gridCol w:w="1980"/>
       </w:tblGrid>
       <w:tr>
-        <w:tblPrEx>
-          <w:tblCellMar>
-            <w:top w:w="0" w:type="dxa"/>
-            <w:bottom w:w="0" w:type="dxa"/>
-          </w:tblCellMar>
-        </w:tblPrEx>
         <w:tc>
           <w:tcPr>
             <w:tcW w:w="1800" w:type="dxa"/>
@@ -1374,12 +1254,6 @@
         </w:tc>
       </w:tr>
       <w:tr>
-        <w:tblPrEx>
-          <w:tblCellMar>
-            <w:top w:w="0" w:type="dxa"/>
-            <w:bottom w:w="0" w:type="dxa"/>
-          </w:tblCellMar>
-        </w:tblPrEx>
         <w:tc>
           <w:tcPr>
             <w:tcW w:w="1800" w:type="dxa"/>
@@ -1470,12 +1344,6 @@
         </w:tc>
       </w:tr>
       <w:tr>
-        <w:tblPrEx>
-          <w:tblCellMar>
-            <w:top w:w="0" w:type="dxa"/>
-            <w:bottom w:w="0" w:type="dxa"/>
-          </w:tblCellMar>
-        </w:tblPrEx>
         <w:tc>
           <w:tcPr>
             <w:tcW w:w="1800" w:type="dxa"/>
@@ -1523,12 +1391,6 @@
         </w:tc>
       </w:tr>
       <w:tr>
-        <w:tblPrEx>
-          <w:tblCellMar>
-            <w:top w:w="0" w:type="dxa"/>
-            <w:bottom w:w="0" w:type="dxa"/>
-          </w:tblCellMar>
-        </w:tblPrEx>
         <w:tc>
           <w:tcPr>
             <w:tcW w:w="1800" w:type="dxa"/>
@@ -1576,12 +1438,6 @@
         </w:tc>
       </w:tr>
       <w:tr>
-        <w:tblPrEx>
-          <w:tblCellMar>
-            <w:top w:w="0" w:type="dxa"/>
-            <w:bottom w:w="0" w:type="dxa"/>
-          </w:tblCellMar>
-        </w:tblPrEx>
         <w:tc>
           <w:tcPr>
             <w:tcW w:w="1800" w:type="dxa"/>
@@ -1634,12 +1490,6 @@
         </w:tc>
       </w:tr>
       <w:tr>
-        <w:tblPrEx>
-          <w:tblCellMar>
-            <w:top w:w="0" w:type="dxa"/>
-            <w:bottom w:w="0" w:type="dxa"/>
-          </w:tblCellMar>
-        </w:tblPrEx>
         <w:tc>
           <w:tcPr>
             <w:tcW w:w="1800" w:type="dxa"/>
@@ -1708,12 +1558,6 @@
         </w:tc>
       </w:tr>
       <w:tr>
-        <w:tblPrEx>
-          <w:tblCellMar>
-            <w:top w:w="0" w:type="dxa"/>
-            <w:bottom w:w="0" w:type="dxa"/>
-          </w:tblCellMar>
-        </w:tblPrEx>
         <w:tc>
           <w:tcPr>
             <w:tcW w:w="1800" w:type="dxa"/>
@@ -1789,12 +1633,6 @@
         </w:tc>
       </w:tr>
       <w:tr>
-        <w:tblPrEx>
-          <w:tblCellMar>
-            <w:top w:w="0" w:type="dxa"/>
-            <w:bottom w:w="0" w:type="dxa"/>
-          </w:tblCellMar>
-        </w:tblPrEx>
         <w:tc>
           <w:tcPr>
             <w:tcW w:w="1800" w:type="dxa"/>
@@ -1860,12 +1698,6 @@
         </w:tc>
       </w:tr>
       <w:tr>
-        <w:tblPrEx>
-          <w:tblCellMar>
-            <w:top w:w="0" w:type="dxa"/>
-            <w:bottom w:w="0" w:type="dxa"/>
-          </w:tblCellMar>
-        </w:tblPrEx>
         <w:tc>
           <w:tcPr>
             <w:tcW w:w="1800" w:type="dxa"/>
@@ -1973,12 +1805,6 @@
         <w:gridCol w:w="1980"/>
       </w:tblGrid>
       <w:tr>
-        <w:tblPrEx>
-          <w:tblCellMar>
-            <w:top w:w="0" w:type="dxa"/>
-            <w:bottom w:w="0" w:type="dxa"/>
-          </w:tblCellMar>
-        </w:tblPrEx>
         <w:tc>
           <w:tcPr>
             <w:tcW w:w="1800" w:type="dxa"/>
@@ -2026,12 +1852,6 @@
         </w:tc>
       </w:tr>
       <w:tr>
-        <w:tblPrEx>
-          <w:tblCellMar>
-            <w:top w:w="0" w:type="dxa"/>
-            <w:bottom w:w="0" w:type="dxa"/>
-          </w:tblCellMar>
-        </w:tblPrEx>
         <w:tc>
           <w:tcPr>
             <w:tcW w:w="1800" w:type="dxa"/>
@@ -2122,12 +1942,6 @@
         </w:tc>
       </w:tr>
       <w:tr>
-        <w:tblPrEx>
-          <w:tblCellMar>
-            <w:top w:w="0" w:type="dxa"/>
-            <w:bottom w:w="0" w:type="dxa"/>
-          </w:tblCellMar>
-        </w:tblPrEx>
         <w:tc>
           <w:tcPr>
             <w:tcW w:w="1800" w:type="dxa"/>
@@ -2175,12 +1989,6 @@
         </w:tc>
       </w:tr>
       <w:tr>
-        <w:tblPrEx>
-          <w:tblCellMar>
-            <w:top w:w="0" w:type="dxa"/>
-            <w:bottom w:w="0" w:type="dxa"/>
-          </w:tblCellMar>
-        </w:tblPrEx>
         <w:tc>
           <w:tcPr>
             <w:tcW w:w="1800" w:type="dxa"/>
@@ -2228,12 +2036,6 @@
         </w:tc>
       </w:tr>
       <w:tr>
-        <w:tblPrEx>
-          <w:tblCellMar>
-            <w:top w:w="0" w:type="dxa"/>
-            <w:bottom w:w="0" w:type="dxa"/>
-          </w:tblCellMar>
-        </w:tblPrEx>
         <w:tc>
           <w:tcPr>
             <w:tcW w:w="1800" w:type="dxa"/>
@@ -2281,12 +2083,6 @@
         </w:tc>
       </w:tr>
       <w:tr>
-        <w:tblPrEx>
-          <w:tblCellMar>
-            <w:top w:w="0" w:type="dxa"/>
-            <w:bottom w:w="0" w:type="dxa"/>
-          </w:tblCellMar>
-        </w:tblPrEx>
         <w:tc>
           <w:tcPr>
             <w:tcW w:w="1800" w:type="dxa"/>
@@ -2339,12 +2135,6 @@
         </w:tc>
       </w:tr>
       <w:tr>
-        <w:tblPrEx>
-          <w:tblCellMar>
-            <w:top w:w="0" w:type="dxa"/>
-            <w:bottom w:w="0" w:type="dxa"/>
-          </w:tblCellMar>
-        </w:tblPrEx>
         <w:tc>
           <w:tcPr>
             <w:tcW w:w="1800" w:type="dxa"/>
@@ -2418,12 +2208,6 @@
         </w:tc>
       </w:tr>
       <w:tr>
-        <w:tblPrEx>
-          <w:tblCellMar>
-            <w:top w:w="0" w:type="dxa"/>
-            <w:bottom w:w="0" w:type="dxa"/>
-          </w:tblCellMar>
-        </w:tblPrEx>
         <w:tc>
           <w:tcPr>
             <w:tcW w:w="1800" w:type="dxa"/>
@@ -2482,12 +2266,6 @@
         </w:tc>
       </w:tr>
       <w:tr>
-        <w:tblPrEx>
-          <w:tblCellMar>
-            <w:top w:w="0" w:type="dxa"/>
-            <w:bottom w:w="0" w:type="dxa"/>
-          </w:tblCellMar>
-        </w:tblPrEx>
         <w:tc>
           <w:tcPr>
             <w:tcW w:w="1800" w:type="dxa"/>
@@ -2574,12 +2352,6 @@
         <w:gridCol w:w="1980"/>
       </w:tblGrid>
       <w:tr>
-        <w:tblPrEx>
-          <w:tblCellMar>
-            <w:top w:w="0" w:type="dxa"/>
-            <w:bottom w:w="0" w:type="dxa"/>
-          </w:tblCellMar>
-        </w:tblPrEx>
         <w:tc>
           <w:tcPr>
             <w:tcW w:w="1800" w:type="dxa"/>
@@ -2627,12 +2399,6 @@
         </w:tc>
       </w:tr>
       <w:tr>
-        <w:tblPrEx>
-          <w:tblCellMar>
-            <w:top w:w="0" w:type="dxa"/>
-            <w:bottom w:w="0" w:type="dxa"/>
-          </w:tblCellMar>
-        </w:tblPrEx>
         <w:tc>
           <w:tcPr>
             <w:tcW w:w="1800" w:type="dxa"/>
@@ -2723,12 +2489,6 @@
         </w:tc>
       </w:tr>
       <w:tr>
-        <w:tblPrEx>
-          <w:tblCellMar>
-            <w:top w:w="0" w:type="dxa"/>
-            <w:bottom w:w="0" w:type="dxa"/>
-          </w:tblCellMar>
-        </w:tblPrEx>
         <w:tc>
           <w:tcPr>
             <w:tcW w:w="1800" w:type="dxa"/>
@@ -2776,12 +2536,6 @@
         </w:tc>
       </w:tr>
       <w:tr>
-        <w:tblPrEx>
-          <w:tblCellMar>
-            <w:top w:w="0" w:type="dxa"/>
-            <w:bottom w:w="0" w:type="dxa"/>
-          </w:tblCellMar>
-        </w:tblPrEx>
         <w:tc>
           <w:tcPr>
             <w:tcW w:w="1800" w:type="dxa"/>
@@ -2829,12 +2583,6 @@
         </w:tc>
       </w:tr>
       <w:tr>
-        <w:tblPrEx>
-          <w:tblCellMar>
-            <w:top w:w="0" w:type="dxa"/>
-            <w:bottom w:w="0" w:type="dxa"/>
-          </w:tblCellMar>
-        </w:tblPrEx>
         <w:tc>
           <w:tcPr>
             <w:tcW w:w="1800" w:type="dxa"/>
@@ -2887,12 +2635,6 @@
         </w:tc>
       </w:tr>
       <w:tr>
-        <w:tblPrEx>
-          <w:tblCellMar>
-            <w:top w:w="0" w:type="dxa"/>
-            <w:bottom w:w="0" w:type="dxa"/>
-          </w:tblCellMar>
-        </w:tblPrEx>
         <w:tc>
           <w:tcPr>
             <w:tcW w:w="1800" w:type="dxa"/>
@@ -2945,12 +2687,6 @@
         </w:tc>
       </w:tr>
       <w:tr>
-        <w:tblPrEx>
-          <w:tblCellMar>
-            <w:top w:w="0" w:type="dxa"/>
-            <w:bottom w:w="0" w:type="dxa"/>
-          </w:tblCellMar>
-        </w:tblPrEx>
         <w:tc>
           <w:tcPr>
             <w:tcW w:w="1800" w:type="dxa"/>
@@ -3018,12 +2754,6 @@
         </w:tc>
       </w:tr>
       <w:tr>
-        <w:tblPrEx>
-          <w:tblCellMar>
-            <w:top w:w="0" w:type="dxa"/>
-            <w:bottom w:w="0" w:type="dxa"/>
-          </w:tblCellMar>
-        </w:tblPrEx>
         <w:tc>
           <w:tcPr>
             <w:tcW w:w="1800" w:type="dxa"/>
@@ -3081,12 +2811,6 @@
         </w:tc>
       </w:tr>
       <w:tr>
-        <w:tblPrEx>
-          <w:tblCellMar>
-            <w:top w:w="0" w:type="dxa"/>
-            <w:bottom w:w="0" w:type="dxa"/>
-          </w:tblCellMar>
-        </w:tblPrEx>
         <w:tc>
           <w:tcPr>
             <w:tcW w:w="1800" w:type="dxa"/>
@@ -3168,12 +2892,6 @@
         <w:gridCol w:w="1980"/>
       </w:tblGrid>
       <w:tr>
-        <w:tblPrEx>
-          <w:tblCellMar>
-            <w:top w:w="0" w:type="dxa"/>
-            <w:bottom w:w="0" w:type="dxa"/>
-          </w:tblCellMar>
-        </w:tblPrEx>
         <w:tc>
           <w:tcPr>
             <w:tcW w:w="1800" w:type="dxa"/>
@@ -3221,12 +2939,6 @@
         </w:tc>
       </w:tr>
       <w:tr>
-        <w:tblPrEx>
-          <w:tblCellMar>
-            <w:top w:w="0" w:type="dxa"/>
-            <w:bottom w:w="0" w:type="dxa"/>
-          </w:tblCellMar>
-        </w:tblPrEx>
         <w:tc>
           <w:tcPr>
             <w:tcW w:w="1800" w:type="dxa"/>
@@ -3317,12 +3029,6 @@
         </w:tc>
       </w:tr>
       <w:tr>
-        <w:tblPrEx>
-          <w:tblCellMar>
-            <w:top w:w="0" w:type="dxa"/>
-            <w:bottom w:w="0" w:type="dxa"/>
-          </w:tblCellMar>
-        </w:tblPrEx>
         <w:tc>
           <w:tcPr>
             <w:tcW w:w="1800" w:type="dxa"/>
@@ -3370,12 +3076,6 @@
         </w:tc>
       </w:tr>
       <w:tr>
-        <w:tblPrEx>
-          <w:tblCellMar>
-            <w:top w:w="0" w:type="dxa"/>
-            <w:bottom w:w="0" w:type="dxa"/>
-          </w:tblCellMar>
-        </w:tblPrEx>
         <w:tc>
           <w:tcPr>
             <w:tcW w:w="1800" w:type="dxa"/>
@@ -3423,12 +3123,6 @@
         </w:tc>
       </w:tr>
       <w:tr>
-        <w:tblPrEx>
-          <w:tblCellMar>
-            <w:top w:w="0" w:type="dxa"/>
-            <w:bottom w:w="0" w:type="dxa"/>
-          </w:tblCellMar>
-        </w:tblPrEx>
         <w:tc>
           <w:tcPr>
             <w:tcW w:w="1800" w:type="dxa"/>
@@ -3481,12 +3175,6 @@
         </w:tc>
       </w:tr>
       <w:tr>
-        <w:tblPrEx>
-          <w:tblCellMar>
-            <w:top w:w="0" w:type="dxa"/>
-            <w:bottom w:w="0" w:type="dxa"/>
-          </w:tblCellMar>
-        </w:tblPrEx>
         <w:tc>
           <w:tcPr>
             <w:tcW w:w="1800" w:type="dxa"/>
@@ -3539,12 +3227,6 @@
         </w:tc>
       </w:tr>
       <w:tr>
-        <w:tblPrEx>
-          <w:tblCellMar>
-            <w:top w:w="0" w:type="dxa"/>
-            <w:bottom w:w="0" w:type="dxa"/>
-          </w:tblCellMar>
-        </w:tblPrEx>
         <w:tc>
           <w:tcPr>
             <w:tcW w:w="1800" w:type="dxa"/>
@@ -3623,12 +3305,6 @@
         </w:tc>
       </w:tr>
       <w:tr>
-        <w:tblPrEx>
-          <w:tblCellMar>
-            <w:top w:w="0" w:type="dxa"/>
-            <w:bottom w:w="0" w:type="dxa"/>
-          </w:tblCellMar>
-        </w:tblPrEx>
         <w:tc>
           <w:tcPr>
             <w:tcW w:w="1800" w:type="dxa"/>
@@ -3687,12 +3363,6 @@
         </w:tc>
       </w:tr>
       <w:tr>
-        <w:tblPrEx>
-          <w:tblCellMar>
-            <w:top w:w="0" w:type="dxa"/>
-            <w:bottom w:w="0" w:type="dxa"/>
-          </w:tblCellMar>
-        </w:tblPrEx>
         <w:tc>
           <w:tcPr>
             <w:tcW w:w="1800" w:type="dxa"/>
@@ -3779,12 +3449,6 @@
         <w:gridCol w:w="1980"/>
       </w:tblGrid>
       <w:tr>
-        <w:tblPrEx>
-          <w:tblCellMar>
-            <w:top w:w="0" w:type="dxa"/>
-            <w:bottom w:w="0" w:type="dxa"/>
-          </w:tblCellMar>
-        </w:tblPrEx>
         <w:tc>
           <w:tcPr>
             <w:tcW w:w="1800" w:type="dxa"/>
@@ -3832,12 +3496,6 @@
         </w:tc>
       </w:tr>
       <w:tr>
-        <w:tblPrEx>
-          <w:tblCellMar>
-            <w:top w:w="0" w:type="dxa"/>
-            <w:bottom w:w="0" w:type="dxa"/>
-          </w:tblCellMar>
-        </w:tblPrEx>
         <w:tc>
           <w:tcPr>
             <w:tcW w:w="1800" w:type="dxa"/>
@@ -3928,12 +3586,6 @@
         </w:tc>
       </w:tr>
       <w:tr>
-        <w:tblPrEx>
-          <w:tblCellMar>
-            <w:top w:w="0" w:type="dxa"/>
-            <w:bottom w:w="0" w:type="dxa"/>
-          </w:tblCellMar>
-        </w:tblPrEx>
         <w:tc>
           <w:tcPr>
             <w:tcW w:w="1800" w:type="dxa"/>
@@ -3981,12 +3633,6 @@
         </w:tc>
       </w:tr>
       <w:tr>
-        <w:tblPrEx>
-          <w:tblCellMar>
-            <w:top w:w="0" w:type="dxa"/>
-            <w:bottom w:w="0" w:type="dxa"/>
-          </w:tblCellMar>
-        </w:tblPrEx>
         <w:tc>
           <w:tcPr>
             <w:tcW w:w="1800" w:type="dxa"/>
@@ -4034,12 +3680,6 @@
         </w:tc>
       </w:tr>
       <w:tr>
-        <w:tblPrEx>
-          <w:tblCellMar>
-            <w:top w:w="0" w:type="dxa"/>
-            <w:bottom w:w="0" w:type="dxa"/>
-          </w:tblCellMar>
-        </w:tblPrEx>
         <w:tc>
           <w:tcPr>
             <w:tcW w:w="1800" w:type="dxa"/>
@@ -4092,12 +3732,6 @@
         </w:tc>
       </w:tr>
       <w:tr>
-        <w:tblPrEx>
-          <w:tblCellMar>
-            <w:top w:w="0" w:type="dxa"/>
-            <w:bottom w:w="0" w:type="dxa"/>
-          </w:tblCellMar>
-        </w:tblPrEx>
         <w:tc>
           <w:tcPr>
             <w:tcW w:w="1800" w:type="dxa"/>
@@ -4150,12 +3784,6 @@
         </w:tc>
       </w:tr>
       <w:tr>
-        <w:tblPrEx>
-          <w:tblCellMar>
-            <w:top w:w="0" w:type="dxa"/>
-            <w:bottom w:w="0" w:type="dxa"/>
-          </w:tblCellMar>
-        </w:tblPrEx>
         <w:tc>
           <w:tcPr>
             <w:tcW w:w="1800" w:type="dxa"/>
@@ -4223,12 +3851,6 @@
         </w:tc>
       </w:tr>
       <w:tr>
-        <w:tblPrEx>
-          <w:tblCellMar>
-            <w:top w:w="0" w:type="dxa"/>
-            <w:bottom w:w="0" w:type="dxa"/>
-          </w:tblCellMar>
-        </w:tblPrEx>
         <w:tc>
           <w:tcPr>
             <w:tcW w:w="1800" w:type="dxa"/>
@@ -4286,12 +3908,6 @@
         </w:tc>
       </w:tr>
       <w:tr>
-        <w:tblPrEx>
-          <w:tblCellMar>
-            <w:top w:w="0" w:type="dxa"/>
-            <w:bottom w:w="0" w:type="dxa"/>
-          </w:tblCellMar>
-        </w:tblPrEx>
         <w:tc>
           <w:tcPr>
             <w:tcW w:w="1800" w:type="dxa"/>
@@ -4378,12 +3994,6 @@
         <w:gridCol w:w="1980"/>
       </w:tblGrid>
       <w:tr>
-        <w:tblPrEx>
-          <w:tblCellMar>
-            <w:top w:w="0" w:type="dxa"/>
-            <w:bottom w:w="0" w:type="dxa"/>
-          </w:tblCellMar>
-        </w:tblPrEx>
         <w:tc>
           <w:tcPr>
             <w:tcW w:w="1800" w:type="dxa"/>
@@ -4431,12 +4041,6 @@
         </w:tc>
       </w:tr>
       <w:tr>
-        <w:tblPrEx>
-          <w:tblCellMar>
-            <w:top w:w="0" w:type="dxa"/>
-            <w:bottom w:w="0" w:type="dxa"/>
-          </w:tblCellMar>
-        </w:tblPrEx>
         <w:tc>
           <w:tcPr>
             <w:tcW w:w="1800" w:type="dxa"/>
@@ -4527,12 +4131,6 @@
         </w:tc>
       </w:tr>
       <w:tr>
-        <w:tblPrEx>
-          <w:tblCellMar>
-            <w:top w:w="0" w:type="dxa"/>
-            <w:bottom w:w="0" w:type="dxa"/>
-          </w:tblCellMar>
-        </w:tblPrEx>
         <w:tc>
           <w:tcPr>
             <w:tcW w:w="1800" w:type="dxa"/>
@@ -4593,12 +4191,6 @@
         </w:tc>
       </w:tr>
       <w:tr>
-        <w:tblPrEx>
-          <w:tblCellMar>
-            <w:top w:w="0" w:type="dxa"/>
-            <w:bottom w:w="0" w:type="dxa"/>
-          </w:tblCellMar>
-        </w:tblPrEx>
         <w:tc>
           <w:tcPr>
             <w:tcW w:w="1800" w:type="dxa"/>
@@ -4651,12 +4243,6 @@
         </w:tc>
       </w:tr>
       <w:tr>
-        <w:tblPrEx>
-          <w:tblCellMar>
-            <w:top w:w="0" w:type="dxa"/>
-            <w:bottom w:w="0" w:type="dxa"/>
-          </w:tblCellMar>
-        </w:tblPrEx>
         <w:tc>
           <w:tcPr>
             <w:tcW w:w="1800" w:type="dxa"/>
@@ -4704,12 +4290,6 @@
         </w:tc>
       </w:tr>
       <w:tr>
-        <w:tblPrEx>
-          <w:tblCellMar>
-            <w:top w:w="0" w:type="dxa"/>
-            <w:bottom w:w="0" w:type="dxa"/>
-          </w:tblCellMar>
-        </w:tblPrEx>
         <w:tc>
           <w:tcPr>
             <w:tcW w:w="1800" w:type="dxa"/>
@@ -4757,12 +4337,6 @@
         </w:tc>
       </w:tr>
       <w:tr>
-        <w:tblPrEx>
-          <w:tblCellMar>
-            <w:top w:w="0" w:type="dxa"/>
-            <w:bottom w:w="0" w:type="dxa"/>
-          </w:tblCellMar>
-        </w:tblPrEx>
         <w:tc>
           <w:tcPr>
             <w:tcW w:w="1800" w:type="dxa"/>
@@ -4831,12 +4405,6 @@
         </w:tc>
       </w:tr>
       <w:tr>
-        <w:tblPrEx>
-          <w:tblCellMar>
-            <w:top w:w="0" w:type="dxa"/>
-            <w:bottom w:w="0" w:type="dxa"/>
-          </w:tblCellMar>
-        </w:tblPrEx>
         <w:tc>
           <w:tcPr>
             <w:tcW w:w="1800" w:type="dxa"/>
@@ -4902,12 +4470,6 @@
         </w:tc>
       </w:tr>
       <w:tr>
-        <w:tblPrEx>
-          <w:tblCellMar>
-            <w:top w:w="0" w:type="dxa"/>
-            <w:bottom w:w="0" w:type="dxa"/>
-          </w:tblCellMar>
-        </w:tblPrEx>
         <w:tc>
           <w:tcPr>
             <w:tcW w:w="1800" w:type="dxa"/>
@@ -4965,600 +4527,6 @@
         <w:spacing w:after="300"/>
       </w:pPr>
     </w:p>
-    <w:tbl>
-      <w:tblPr>
-        <w:tblW w:w="9360" w:type="dxa"/>
-        <w:tblBorders>
-          <w:top w:val="single" w:sz="4" w:space="0" w:color="auto"/>
-          <w:left w:val="single" w:sz="4" w:space="0" w:color="auto"/>
-          <w:bottom w:val="single" w:sz="4" w:space="0" w:color="auto"/>
-          <w:right w:val="single" w:sz="4" w:space="0" w:color="auto"/>
-          <w:insideH w:val="single" w:sz="4" w:space="0" w:color="auto"/>
-          <w:insideV w:val="single" w:sz="4" w:space="0" w:color="auto"/>
-        </w:tblBorders>
-        <w:tblCellMar>
-          <w:left w:w="10" w:type="dxa"/>
-          <w:right w:w="10" w:type="dxa"/>
-        </w:tblCellMar>
-        <w:tblLook w:val="04A0" w:firstRow="1" w:lastRow="0" w:firstColumn="1" w:lastColumn="0" w:noHBand="0" w:noVBand="1"/>
-      </w:tblPr>
-      <w:tblGrid>
-        <w:gridCol w:w="1800"/>
-        <w:gridCol w:w="3780"/>
-        <w:gridCol w:w="1800"/>
-        <w:gridCol w:w="1980"/>
-      </w:tblGrid>
-      <w:tr>
-        <w:tblPrEx>
-          <w:tblCellMar>
-            <w:top w:w="0" w:type="dxa"/>
-            <w:bottom w:w="0" w:type="dxa"/>
-          </w:tblCellMar>
-        </w:tblPrEx>
-        <w:tc>
-          <w:tcPr>
-            <w:tcW w:w="1800" w:type="dxa"/>
-            <w:tcBorders>
-              <w:top w:val="single" w:sz="4" w:space="0" w:color="000000"/>
-              <w:left w:val="single" w:sz="4" w:space="0" w:color="000000"/>
-              <w:bottom w:val="single" w:sz="4" w:space="0" w:color="000000"/>
-              <w:right w:val="single" w:sz="4" w:space="0" w:color="000000"/>
-            </w:tcBorders>
-            <w:tcMar>
-              <w:top w:w="80" w:type="dxa"/>
-              <w:left w:w="120" w:type="dxa"/>
-              <w:bottom w:w="80" w:type="dxa"/>
-              <w:right w:w="120" w:type="dxa"/>
-            </w:tcMar>
-          </w:tcPr>
-          <w:p>
-            <w:r>
-              <w:t>ID and name</w:t>
-            </w:r>
-          </w:p>
-        </w:tc>
-        <w:tc>
-          <w:tcPr>
-            <w:tcW w:w="7560" w:type="dxa"/>
-            <w:gridSpan w:val="3"/>
-            <w:tcBorders>
-              <w:top w:val="single" w:sz="4" w:space="0" w:color="000000"/>
-              <w:left w:val="single" w:sz="4" w:space="0" w:color="000000"/>
-              <w:bottom w:val="single" w:sz="4" w:space="0" w:color="000000"/>
-              <w:right w:val="single" w:sz="4" w:space="0" w:color="000000"/>
-            </w:tcBorders>
-            <w:tcMar>
-              <w:top w:w="80" w:type="dxa"/>
-              <w:left w:w="120" w:type="dxa"/>
-              <w:bottom w:w="80" w:type="dxa"/>
-              <w:right w:w="120" w:type="dxa"/>
-            </w:tcMar>
-          </w:tcPr>
-          <w:p>
-            <w:r>
-              <w:t>UC-9: Add Category Folders</w:t>
-            </w:r>
-          </w:p>
-        </w:tc>
-      </w:tr>
-      <w:tr>
-        <w:tblPrEx>
-          <w:tblCellMar>
-            <w:top w:w="0" w:type="dxa"/>
-            <w:bottom w:w="0" w:type="dxa"/>
-          </w:tblCellMar>
-        </w:tblPrEx>
-        <w:tc>
-          <w:tcPr>
-            <w:tcW w:w="1800" w:type="dxa"/>
-            <w:tcBorders>
-              <w:top w:val="single" w:sz="4" w:space="0" w:color="000000"/>
-              <w:left w:val="single" w:sz="4" w:space="0" w:color="000000"/>
-              <w:bottom w:val="single" w:sz="4" w:space="0" w:color="000000"/>
-              <w:right w:val="single" w:sz="4" w:space="0" w:color="000000"/>
-            </w:tcBorders>
-            <w:tcMar>
-              <w:top w:w="80" w:type="dxa"/>
-              <w:left w:w="120" w:type="dxa"/>
-              <w:bottom w:w="80" w:type="dxa"/>
-              <w:right w:w="120" w:type="dxa"/>
-            </w:tcMar>
-          </w:tcPr>
-          <w:p>
-            <w:r>
-              <w:t>Primary actor</w:t>
-            </w:r>
-          </w:p>
-        </w:tc>
-        <w:tc>
-          <w:tcPr>
-            <w:tcW w:w="3780" w:type="dxa"/>
-            <w:tcBorders>
-              <w:top w:val="single" w:sz="4" w:space="0" w:color="000000"/>
-              <w:left w:val="single" w:sz="4" w:space="0" w:color="000000"/>
-              <w:bottom w:val="single" w:sz="4" w:space="0" w:color="000000"/>
-              <w:right w:val="single" w:sz="4" w:space="0" w:color="000000"/>
-            </w:tcBorders>
-            <w:tcMar>
-              <w:top w:w="80" w:type="dxa"/>
-              <w:left w:w="120" w:type="dxa"/>
-              <w:bottom w:w="80" w:type="dxa"/>
-              <w:right w:w="120" w:type="dxa"/>
-            </w:tcMar>
-          </w:tcPr>
-          <w:p>
-            <w:r>
-              <w:t>User</w:t>
-            </w:r>
-          </w:p>
-        </w:tc>
-        <w:tc>
-          <w:tcPr>
-            <w:tcW w:w="1800" w:type="dxa"/>
-            <w:tcBorders>
-              <w:top w:val="single" w:sz="4" w:space="0" w:color="000000"/>
-              <w:left w:val="single" w:sz="4" w:space="0" w:color="000000"/>
-              <w:bottom w:val="single" w:sz="4" w:space="0" w:color="000000"/>
-              <w:right w:val="single" w:sz="4" w:space="0" w:color="000000"/>
-            </w:tcBorders>
-            <w:tcMar>
-              <w:top w:w="80" w:type="dxa"/>
-              <w:left w:w="120" w:type="dxa"/>
-              <w:bottom w:w="80" w:type="dxa"/>
-              <w:right w:w="120" w:type="dxa"/>
-            </w:tcMar>
-          </w:tcPr>
-          <w:p>
-            <w:r>
-              <w:t>Secondary actors</w:t>
-            </w:r>
-          </w:p>
-        </w:tc>
-        <w:tc>
-          <w:tcPr>
-            <w:tcW w:w="1980" w:type="dxa"/>
-            <w:tcBorders>
-              <w:top w:val="single" w:sz="4" w:space="0" w:color="000000"/>
-              <w:left w:val="single" w:sz="4" w:space="0" w:color="000000"/>
-              <w:bottom w:val="single" w:sz="4" w:space="0" w:color="000000"/>
-              <w:right w:val="single" w:sz="4" w:space="0" w:color="000000"/>
-            </w:tcBorders>
-            <w:tcMar>
-              <w:top w:w="80" w:type="dxa"/>
-              <w:left w:w="120" w:type="dxa"/>
-              <w:bottom w:w="80" w:type="dxa"/>
-              <w:right w:w="120" w:type="dxa"/>
-            </w:tcMar>
-          </w:tcPr>
-          <w:p>
-            <w:r>
-              <w:t>Database System</w:t>
-            </w:r>
-          </w:p>
-        </w:tc>
-      </w:tr>
-      <w:tr>
-        <w:tblPrEx>
-          <w:tblCellMar>
-            <w:top w:w="0" w:type="dxa"/>
-            <w:bottom w:w="0" w:type="dxa"/>
-          </w:tblCellMar>
-        </w:tblPrEx>
-        <w:tc>
-          <w:tcPr>
-            <w:tcW w:w="1800" w:type="dxa"/>
-            <w:tcBorders>
-              <w:top w:val="single" w:sz="4" w:space="0" w:color="000000"/>
-              <w:left w:val="single" w:sz="4" w:space="0" w:color="000000"/>
-              <w:bottom w:val="single" w:sz="4" w:space="0" w:color="000000"/>
-              <w:right w:val="single" w:sz="4" w:space="0" w:color="000000"/>
-            </w:tcBorders>
-            <w:tcMar>
-              <w:top w:w="80" w:type="dxa"/>
-              <w:left w:w="120" w:type="dxa"/>
-              <w:bottom w:w="80" w:type="dxa"/>
-              <w:right w:w="120" w:type="dxa"/>
-            </w:tcMar>
-          </w:tcPr>
-          <w:p>
-            <w:r>
-              <w:t>Description</w:t>
-            </w:r>
-          </w:p>
-        </w:tc>
-        <w:tc>
-          <w:tcPr>
-            <w:tcW w:w="7560" w:type="dxa"/>
-            <w:gridSpan w:val="3"/>
-            <w:tcBorders>
-              <w:top w:val="single" w:sz="4" w:space="0" w:color="000000"/>
-              <w:left w:val="single" w:sz="4" w:space="0" w:color="000000"/>
-              <w:bottom w:val="single" w:sz="4" w:space="0" w:color="000000"/>
-              <w:right w:val="single" w:sz="4" w:space="0" w:color="000000"/>
-            </w:tcBorders>
-            <w:tcMar>
-              <w:top w:w="80" w:type="dxa"/>
-              <w:left w:w="120" w:type="dxa"/>
-              <w:bottom w:w="80" w:type="dxa"/>
-              <w:right w:w="120" w:type="dxa"/>
-            </w:tcMar>
-          </w:tcPr>
-          <w:p>
-            <w:r>
-              <w:t>User creates and manages categories to organize tasks.</w:t>
-            </w:r>
-          </w:p>
-        </w:tc>
-      </w:tr>
-      <w:tr>
-        <w:tblPrEx>
-          <w:tblCellMar>
-            <w:top w:w="0" w:type="dxa"/>
-            <w:bottom w:w="0" w:type="dxa"/>
-          </w:tblCellMar>
-        </w:tblPrEx>
-        <w:tc>
-          <w:tcPr>
-            <w:tcW w:w="1800" w:type="dxa"/>
-            <w:tcBorders>
-              <w:top w:val="single" w:sz="4" w:space="0" w:color="000000"/>
-              <w:left w:val="single" w:sz="4" w:space="0" w:color="000000"/>
-              <w:bottom w:val="single" w:sz="4" w:space="0" w:color="000000"/>
-              <w:right w:val="single" w:sz="4" w:space="0" w:color="000000"/>
-            </w:tcBorders>
-            <w:tcMar>
-              <w:top w:w="80" w:type="dxa"/>
-              <w:left w:w="120" w:type="dxa"/>
-              <w:bottom w:w="80" w:type="dxa"/>
-              <w:right w:w="120" w:type="dxa"/>
-            </w:tcMar>
-          </w:tcPr>
-          <w:p>
-            <w:r>
-              <w:t>Trigger</w:t>
-            </w:r>
-          </w:p>
-        </w:tc>
-        <w:tc>
-          <w:tcPr>
-            <w:tcW w:w="7560" w:type="dxa"/>
-            <w:gridSpan w:val="3"/>
-            <w:tcBorders>
-              <w:top w:val="single" w:sz="4" w:space="0" w:color="000000"/>
-              <w:left w:val="single" w:sz="4" w:space="0" w:color="000000"/>
-              <w:bottom w:val="single" w:sz="4" w:space="0" w:color="000000"/>
-              <w:right w:val="single" w:sz="4" w:space="0" w:color="000000"/>
-            </w:tcBorders>
-            <w:tcMar>
-              <w:top w:w="80" w:type="dxa"/>
-              <w:left w:w="120" w:type="dxa"/>
-              <w:bottom w:w="80" w:type="dxa"/>
-              <w:right w:w="120" w:type="dxa"/>
-            </w:tcMar>
-          </w:tcPr>
-          <w:p>
-            <w:r>
-              <w:t>User selects add category option.</w:t>
-            </w:r>
-          </w:p>
-        </w:tc>
-      </w:tr>
-      <w:tr>
-        <w:tblPrEx>
-          <w:tblCellMar>
-            <w:top w:w="0" w:type="dxa"/>
-            <w:bottom w:w="0" w:type="dxa"/>
-          </w:tblCellMar>
-        </w:tblPrEx>
-        <w:tc>
-          <w:tcPr>
-            <w:tcW w:w="1800" w:type="dxa"/>
-            <w:tcBorders>
-              <w:top w:val="single" w:sz="4" w:space="0" w:color="000000"/>
-              <w:left w:val="single" w:sz="4" w:space="0" w:color="000000"/>
-              <w:bottom w:val="single" w:sz="4" w:space="0" w:color="000000"/>
-              <w:right w:val="single" w:sz="4" w:space="0" w:color="000000"/>
-            </w:tcBorders>
-            <w:tcMar>
-              <w:top w:w="80" w:type="dxa"/>
-              <w:left w:w="120" w:type="dxa"/>
-              <w:bottom w:w="80" w:type="dxa"/>
-              <w:right w:w="120" w:type="dxa"/>
-            </w:tcMar>
-          </w:tcPr>
-          <w:p>
-            <w:r>
-              <w:t>Preconditions</w:t>
-            </w:r>
-          </w:p>
-        </w:tc>
-        <w:tc>
-          <w:tcPr>
-            <w:tcW w:w="7560" w:type="dxa"/>
-            <w:gridSpan w:val="3"/>
-            <w:tcBorders>
-              <w:top w:val="single" w:sz="4" w:space="0" w:color="000000"/>
-              <w:left w:val="single" w:sz="4" w:space="0" w:color="000000"/>
-              <w:bottom w:val="single" w:sz="4" w:space="0" w:color="000000"/>
-              <w:right w:val="single" w:sz="4" w:space="0" w:color="000000"/>
-            </w:tcBorders>
-            <w:tcMar>
-              <w:top w:w="80" w:type="dxa"/>
-              <w:left w:w="120" w:type="dxa"/>
-              <w:bottom w:w="80" w:type="dxa"/>
-              <w:right w:w="120" w:type="dxa"/>
-            </w:tcMar>
-          </w:tcPr>
-          <w:p>
-            <w:r>
-              <w:t>PRE-1. User is authenticated.</w:t>
-            </w:r>
-          </w:p>
-        </w:tc>
-      </w:tr>
-      <w:tr>
-        <w:tblPrEx>
-          <w:tblCellMar>
-            <w:top w:w="0" w:type="dxa"/>
-            <w:bottom w:w="0" w:type="dxa"/>
-          </w:tblCellMar>
-        </w:tblPrEx>
-        <w:tc>
-          <w:tcPr>
-            <w:tcW w:w="1800" w:type="dxa"/>
-            <w:tcBorders>
-              <w:top w:val="single" w:sz="4" w:space="0" w:color="000000"/>
-              <w:left w:val="single" w:sz="4" w:space="0" w:color="000000"/>
-              <w:bottom w:val="single" w:sz="4" w:space="0" w:color="000000"/>
-              <w:right w:val="single" w:sz="4" w:space="0" w:color="000000"/>
-            </w:tcBorders>
-            <w:tcMar>
-              <w:top w:w="80" w:type="dxa"/>
-              <w:left w:w="120" w:type="dxa"/>
-              <w:bottom w:w="80" w:type="dxa"/>
-              <w:right w:w="120" w:type="dxa"/>
-            </w:tcMar>
-          </w:tcPr>
-          <w:p>
-            <w:r>
-              <w:t>Postconditions</w:t>
-            </w:r>
-          </w:p>
-        </w:tc>
-        <w:tc>
-          <w:tcPr>
-            <w:tcW w:w="7560" w:type="dxa"/>
-            <w:gridSpan w:val="3"/>
-            <w:tcBorders>
-              <w:top w:val="single" w:sz="4" w:space="0" w:color="000000"/>
-              <w:left w:val="single" w:sz="4" w:space="0" w:color="000000"/>
-              <w:bottom w:val="single" w:sz="4" w:space="0" w:color="000000"/>
-              <w:right w:val="single" w:sz="4" w:space="0" w:color="000000"/>
-            </w:tcBorders>
-            <w:tcMar>
-              <w:top w:w="80" w:type="dxa"/>
-              <w:left w:w="120" w:type="dxa"/>
-              <w:bottom w:w="80" w:type="dxa"/>
-              <w:right w:w="120" w:type="dxa"/>
-            </w:tcMar>
-          </w:tcPr>
-          <w:p>
-            <w:r>
-              <w:t>POST-1. Category is created.</w:t>
-            </w:r>
-          </w:p>
-          <w:p>
-            <w:r>
-              <w:t>POST-2. Tasks can be assigned.</w:t>
-            </w:r>
-          </w:p>
-        </w:tc>
-      </w:tr>
-      <w:tr>
-        <w:tblPrEx>
-          <w:tblCellMar>
-            <w:top w:w="0" w:type="dxa"/>
-            <w:bottom w:w="0" w:type="dxa"/>
-          </w:tblCellMar>
-        </w:tblPrEx>
-        <w:tc>
-          <w:tcPr>
-            <w:tcW w:w="1800" w:type="dxa"/>
-            <w:tcBorders>
-              <w:top w:val="single" w:sz="4" w:space="0" w:color="000000"/>
-              <w:left w:val="single" w:sz="4" w:space="0" w:color="000000"/>
-              <w:bottom w:val="single" w:sz="4" w:space="0" w:color="000000"/>
-              <w:right w:val="single" w:sz="4" w:space="0" w:color="000000"/>
-            </w:tcBorders>
-            <w:tcMar>
-              <w:top w:w="80" w:type="dxa"/>
-              <w:left w:w="120" w:type="dxa"/>
-              <w:bottom w:w="80" w:type="dxa"/>
-              <w:right w:w="120" w:type="dxa"/>
-            </w:tcMar>
-          </w:tcPr>
-          <w:p>
-            <w:r>
-              <w:t>Normal flow</w:t>
-            </w:r>
-          </w:p>
-        </w:tc>
-        <w:tc>
-          <w:tcPr>
-            <w:tcW w:w="7560" w:type="dxa"/>
-            <w:gridSpan w:val="3"/>
-            <w:tcBorders>
-              <w:top w:val="single" w:sz="4" w:space="0" w:color="000000"/>
-              <w:left w:val="single" w:sz="4" w:space="0" w:color="000000"/>
-              <w:bottom w:val="single" w:sz="4" w:space="0" w:color="000000"/>
-              <w:right w:val="single" w:sz="4" w:space="0" w:color="000000"/>
-            </w:tcBorders>
-            <w:tcMar>
-              <w:top w:w="80" w:type="dxa"/>
-              <w:left w:w="120" w:type="dxa"/>
-              <w:bottom w:w="80" w:type="dxa"/>
-              <w:right w:w="120" w:type="dxa"/>
-            </w:tcMar>
-          </w:tcPr>
-          <w:p>
-            <w:r>
-              <w:t>1. User selects add category.</w:t>
-            </w:r>
-          </w:p>
-          <w:p>
-            <w:r>
-              <w:t>2. System prompts for name.</w:t>
-            </w:r>
-          </w:p>
-          <w:p>
-            <w:r>
-              <w:t>3. User enters name.</w:t>
-            </w:r>
-          </w:p>
-          <w:p>
-            <w:r>
-              <w:t>4. System validates uniqueness.</w:t>
-            </w:r>
-          </w:p>
-          <w:p>
-            <w:r>
-              <w:t>5. System saves category.</w:t>
-            </w:r>
-          </w:p>
-          <w:p>
-            <w:r>
-              <w:t>6. User assigns tasks.</w:t>
-            </w:r>
-          </w:p>
-          <w:p>
-            <w:r>
-              <w:t>7. System updates tasks.</w:t>
-            </w:r>
-          </w:p>
-        </w:tc>
-      </w:tr>
-      <w:tr>
-        <w:tblPrEx>
-          <w:tblCellMar>
-            <w:top w:w="0" w:type="dxa"/>
-            <w:bottom w:w="0" w:type="dxa"/>
-          </w:tblCellMar>
-        </w:tblPrEx>
-        <w:tc>
-          <w:tcPr>
-            <w:tcW w:w="1800" w:type="dxa"/>
-            <w:tcBorders>
-              <w:top w:val="single" w:sz="4" w:space="0" w:color="000000"/>
-              <w:left w:val="single" w:sz="4" w:space="0" w:color="000000"/>
-              <w:bottom w:val="single" w:sz="4" w:space="0" w:color="000000"/>
-              <w:right w:val="single" w:sz="4" w:space="0" w:color="000000"/>
-            </w:tcBorders>
-            <w:tcMar>
-              <w:top w:w="80" w:type="dxa"/>
-              <w:left w:w="120" w:type="dxa"/>
-              <w:bottom w:w="80" w:type="dxa"/>
-              <w:right w:w="120" w:type="dxa"/>
-            </w:tcMar>
-          </w:tcPr>
-          <w:p>
-            <w:r>
-              <w:t>Alternative flows</w:t>
-            </w:r>
-          </w:p>
-        </w:tc>
-        <w:tc>
-          <w:tcPr>
-            <w:tcW w:w="7560" w:type="dxa"/>
-            <w:gridSpan w:val="3"/>
-            <w:tcBorders>
-              <w:top w:val="single" w:sz="4" w:space="0" w:color="000000"/>
-              <w:left w:val="single" w:sz="4" w:space="0" w:color="000000"/>
-              <w:bottom w:val="single" w:sz="4" w:space="0" w:color="000000"/>
-              <w:right w:val="single" w:sz="4" w:space="0" w:color="000000"/>
-            </w:tcBorders>
-            <w:tcMar>
-              <w:top w:w="80" w:type="dxa"/>
-              <w:left w:w="120" w:type="dxa"/>
-              <w:bottom w:w="80" w:type="dxa"/>
-              <w:right w:w="120" w:type="dxa"/>
-            </w:tcMar>
-          </w:tcPr>
-          <w:p>
-            <w:r>
-              <w:t>9.1 Create multiple categories</w:t>
-            </w:r>
-          </w:p>
-          <w:p>
-            <w:r>
-              <w:t>1. User repeats process.</w:t>
-            </w:r>
-          </w:p>
-        </w:tc>
-      </w:tr>
-      <w:tr>
-        <w:tblPrEx>
-          <w:tblCellMar>
-            <w:top w:w="0" w:type="dxa"/>
-            <w:bottom w:w="0" w:type="dxa"/>
-          </w:tblCellMar>
-        </w:tblPrEx>
-        <w:tc>
-          <w:tcPr>
-            <w:tcW w:w="1800" w:type="dxa"/>
-            <w:tcBorders>
-              <w:top w:val="single" w:sz="4" w:space="0" w:color="000000"/>
-              <w:left w:val="single" w:sz="4" w:space="0" w:color="000000"/>
-              <w:bottom w:val="single" w:sz="4" w:space="0" w:color="000000"/>
-              <w:right w:val="single" w:sz="4" w:space="0" w:color="000000"/>
-            </w:tcBorders>
-            <w:tcMar>
-              <w:top w:w="80" w:type="dxa"/>
-              <w:left w:w="120" w:type="dxa"/>
-              <w:bottom w:w="80" w:type="dxa"/>
-              <w:right w:w="120" w:type="dxa"/>
-            </w:tcMar>
-          </w:tcPr>
-          <w:p>
-            <w:r>
-              <w:t>Exceptions</w:t>
-            </w:r>
-          </w:p>
-        </w:tc>
-        <w:tc>
-          <w:tcPr>
-            <w:tcW w:w="7560" w:type="dxa"/>
-            <w:gridSpan w:val="3"/>
-            <w:tcBorders>
-              <w:top w:val="single" w:sz="4" w:space="0" w:color="000000"/>
-              <w:left w:val="single" w:sz="4" w:space="0" w:color="000000"/>
-              <w:bottom w:val="single" w:sz="4" w:space="0" w:color="000000"/>
-              <w:right w:val="single" w:sz="4" w:space="0" w:color="000000"/>
-            </w:tcBorders>
-            <w:tcMar>
-              <w:top w:w="80" w:type="dxa"/>
-              <w:left w:w="120" w:type="dxa"/>
-              <w:bottom w:w="80" w:type="dxa"/>
-              <w:right w:w="120" w:type="dxa"/>
-            </w:tcMar>
-          </w:tcPr>
-          <w:p>
-            <w:r>
-              <w:t>9.0.E1 Duplicate name</w:t>
-            </w:r>
-          </w:p>
-          <w:p>
-            <w:r>
-              <w:t>1. System displays error.</w:t>
-            </w:r>
-          </w:p>
-          <w:p>
-            <w:r>
-              <w:t>2. User retries.</w:t>
-            </w:r>
-          </w:p>
-        </w:tc>
-      </w:tr>
-    </w:tbl>
     <w:p/>
     <w:sectPr>
       <w:pgSz w:w="12240" w:h="15840"/>

--- a/docs/UCS/use_cases.docx
+++ b/docs/UCS/use_cases.docx
@@ -514,13 +514,8 @@
               <w:t>User</w:t>
             </w:r>
             <w:r>
-              <w:t xml:space="preserve"> cancels </w:t>
-            </w:r>
-            <w:proofErr w:type="gramStart"/>
-            <w:r>
-              <w:t>import</w:t>
-            </w:r>
-            <w:proofErr w:type="gramEnd"/>
+              <w:t xml:space="preserve"> cancels import</w:t>
+            </w:r>
           </w:p>
           <w:p>
             <w:r>
@@ -967,15 +962,7 @@
           </w:tcPr>
           <w:p>
             <w:r>
-              <w:t xml:space="preserve">POST-1. User </w:t>
-            </w:r>
-            <w:proofErr w:type="gramStart"/>
-            <w:r>
-              <w:t>account is</w:t>
-            </w:r>
-            <w:proofErr w:type="gramEnd"/>
-            <w:r>
-              <w:t xml:space="preserve"> created in the system.</w:t>
+              <w:t>POST-1. User account is created in the system.</w:t>
             </w:r>
           </w:p>
         </w:tc>
@@ -1531,28 +1518,12 @@
           </w:tcPr>
           <w:p>
             <w:r>
-              <w:t xml:space="preserve">POST-1. User </w:t>
-            </w:r>
-            <w:proofErr w:type="gramStart"/>
-            <w:r>
-              <w:t>session is</w:t>
-            </w:r>
-            <w:proofErr w:type="gramEnd"/>
-            <w:r>
-              <w:t xml:space="preserve"> created.</w:t>
-            </w:r>
-          </w:p>
-          <w:p>
-            <w:r>
-              <w:t xml:space="preserve">POST-2. </w:t>
-            </w:r>
-            <w:proofErr w:type="gramStart"/>
-            <w:r>
-              <w:t>User is</w:t>
-            </w:r>
-            <w:proofErr w:type="gramEnd"/>
-            <w:r>
-              <w:t xml:space="preserve"> granted access.</w:t>
+              <w:t>POST-1. User session is created.</w:t>
+            </w:r>
+          </w:p>
+          <w:p>
+            <w:r>
+              <w:t>POST-2. User is granted access.</w:t>
             </w:r>
           </w:p>
         </w:tc>
@@ -1614,15 +1585,7 @@
           </w:p>
           <w:p>
             <w:r>
-              <w:t xml:space="preserve">4. System creates </w:t>
-            </w:r>
-            <w:proofErr w:type="gramStart"/>
-            <w:r>
-              <w:t>session</w:t>
-            </w:r>
-            <w:proofErr w:type="gramEnd"/>
-            <w:r>
-              <w:t>.</w:t>
+              <w:t>4. System creates session.</w:t>
             </w:r>
           </w:p>
           <w:p>
@@ -1684,15 +1647,7 @@
           </w:p>
           <w:p>
             <w:r>
-              <w:t xml:space="preserve">2. System stores session </w:t>
-            </w:r>
-            <w:proofErr w:type="gramStart"/>
-            <w:r>
-              <w:t>token</w:t>
-            </w:r>
-            <w:proofErr w:type="gramEnd"/>
-            <w:r>
-              <w:t xml:space="preserve"> for future automatic login.</w:t>
+              <w:t>2. System stores session token for future automatic login.</w:t>
             </w:r>
           </w:p>
         </w:tc>
@@ -2262,6 +2217,25 @@
             <w:r>
               <w:t>2. System discards data and returns to dashboard.</w:t>
             </w:r>
+            <w:r>
+              <w:br/>
+              <w:t xml:space="preserve">4.2 Create a task using AI </w:t>
+            </w:r>
+          </w:p>
+          <w:p>
+            <w:r>
+              <w:t>1. User enters the creation process</w:t>
+            </w:r>
+          </w:p>
+          <w:p>
+            <w:r>
+              <w:t>2. User presses the button to create using AI based on previous tasks</w:t>
+            </w:r>
+          </w:p>
+          <w:p>
+            <w:r>
+              <w:t>3. The task is created and displayed with a name and description based on previous tasks</w:t>
+            </w:r>
           </w:p>
         </w:tc>
       </w:tr>
@@ -3193,6 +3167,7 @@
           </w:tcPr>
           <w:p>
             <w:r>
+              <w:lastRenderedPageBreak/>
               <w:t>Postconditions</w:t>
             </w:r>
           </w:p>
@@ -3273,7 +3248,6 @@
           </w:p>
           <w:p>
             <w:r>
-              <w:lastRenderedPageBreak/>
               <w:t>2. User selects edit.</w:t>
             </w:r>
           </w:p>
@@ -3323,7 +3297,6 @@
           </w:tcPr>
           <w:p>
             <w:r>
-              <w:lastRenderedPageBreak/>
               <w:t>Alternative flows</w:t>
             </w:r>
           </w:p>
@@ -4171,21 +4144,8 @@
             </w:tcMar>
           </w:tcPr>
           <w:p>
-            <w:proofErr w:type="gramStart"/>
-            <w:r>
-              <w:t>User</w:t>
-            </w:r>
-            <w:proofErr w:type="gramEnd"/>
-            <w:r>
-              <w:t xml:space="preserve"> </w:t>
-            </w:r>
-            <w:proofErr w:type="gramStart"/>
-            <w:r>
-              <w:t>searches</w:t>
-            </w:r>
-            <w:proofErr w:type="gramEnd"/>
-            <w:r>
-              <w:t xml:space="preserve"> for tasks using keywords or filters.</w:t>
+            <w:r>
+              <w:t>User searches for tasks using keywords or filters.</w:t>
             </w:r>
           </w:p>
         </w:tc>
@@ -4231,36 +4191,32 @@
             </w:tcMar>
           </w:tcPr>
           <w:p>
-            <w:proofErr w:type="gramStart"/>
-            <w:r>
-              <w:t>User enters</w:t>
-            </w:r>
-            <w:proofErr w:type="gramEnd"/>
-            <w:r>
-              <w:t xml:space="preserve"> search query.</w:t>
-            </w:r>
-          </w:p>
-        </w:tc>
-      </w:tr>
-      <w:tr>
-        <w:tc>
-          <w:tcPr>
-            <w:tcW w:w="1800" w:type="dxa"/>
-            <w:tcBorders>
-              <w:top w:val="single" w:sz="4" w:space="0" w:color="000000"/>
-              <w:left w:val="single" w:sz="4" w:space="0" w:color="000000"/>
-              <w:bottom w:val="single" w:sz="4" w:space="0" w:color="000000"/>
-              <w:right w:val="single" w:sz="4" w:space="0" w:color="000000"/>
-            </w:tcBorders>
-            <w:tcMar>
-              <w:top w:w="80" w:type="dxa"/>
-              <w:left w:w="120" w:type="dxa"/>
-              <w:bottom w:w="80" w:type="dxa"/>
-              <w:right w:w="120" w:type="dxa"/>
-            </w:tcMar>
-          </w:tcPr>
-          <w:p>
-            <w:r>
+            <w:r>
+              <w:t>User enters search query.</w:t>
+            </w:r>
+          </w:p>
+        </w:tc>
+      </w:tr>
+      <w:tr>
+        <w:tc>
+          <w:tcPr>
+            <w:tcW w:w="1800" w:type="dxa"/>
+            <w:tcBorders>
+              <w:top w:val="single" w:sz="4" w:space="0" w:color="000000"/>
+              <w:left w:val="single" w:sz="4" w:space="0" w:color="000000"/>
+              <w:bottom w:val="single" w:sz="4" w:space="0" w:color="000000"/>
+              <w:right w:val="single" w:sz="4" w:space="0" w:color="000000"/>
+            </w:tcBorders>
+            <w:tcMar>
+              <w:top w:w="80" w:type="dxa"/>
+              <w:left w:w="120" w:type="dxa"/>
+              <w:bottom w:w="80" w:type="dxa"/>
+              <w:right w:w="120" w:type="dxa"/>
+            </w:tcMar>
+          </w:tcPr>
+          <w:p>
+            <w:r>
+              <w:lastRenderedPageBreak/>
               <w:t>Preconditions</w:t>
             </w:r>
           </w:p>
@@ -4355,7 +4311,6 @@
           </w:tcPr>
           <w:p>
             <w:r>
-              <w:lastRenderedPageBreak/>
               <w:t>Normal flow</w:t>
             </w:r>
           </w:p>
@@ -4456,15 +4411,7 @@
           </w:p>
           <w:p>
             <w:r>
-              <w:t xml:space="preserve">2. System </w:t>
-            </w:r>
-            <w:proofErr w:type="gramStart"/>
-            <w:r>
-              <w:t>refines</w:t>
-            </w:r>
-            <w:proofErr w:type="gramEnd"/>
-            <w:r>
-              <w:t xml:space="preserve"> results.</w:t>
+              <w:t>2. System refines results.</w:t>
             </w:r>
           </w:p>
         </w:tc>
